--- a/worlds/korvin-merrow/file-review/upload/filesystem/case_management_social_work_discharge_note_05222026.docx
+++ b/worlds/korvin-merrow/file-review/upload/filesystem/case_management_social_work_discharge_note_05222026.docx
@@ -540,7 +540,7 @@
       </w:r>
       <w:r>
         <w:rPr>
-          <w:b/>
+          <w:b w:val="0"/>
           <w:i w:val="0"/>
         </w:rPr>
         <w:t>rolling walker</w:t>
